--- a/Электроника/Калибровка датчиков.docx
+++ b/Электроника/Калибровка датчиков.docx
@@ -1,23 +1,25 @@
 
 <file path=word/document.xml><?xml version="1.0" encoding="utf-8"?>
-<w:document xmlns:wpc="http://schemas.microsoft.com/office/word/2010/wordprocessingCanvas" xmlns:cx="http://schemas.microsoft.com/office/drawing/2014/chartex" xmlns:cx1="http://schemas.microsoft.com/office/drawing/2015/9/8/chartex" xmlns:cx2="http://schemas.microsoft.com/office/drawing/2015/10/21/chartex" xmlns:cx3="http://schemas.microsoft.com/office/drawing/2016/5/9/chartex" xmlns:cx4="http://schemas.microsoft.com/office/drawing/2016/5/10/chartex" xmlns:cx5="http://schemas.microsoft.com/office/drawing/2016/5/11/chartex" xmlns:cx6="http://schemas.microsoft.com/office/drawing/2016/5/12/chartex" xmlns:cx7="http://schemas.microsoft.com/office/drawing/2016/5/13/chartex" xmlns:cx8="http://schemas.microsoft.com/office/drawing/2016/5/14/chartex" xmlns:mc="http://schemas.openxmlformats.org/markup-compatibility/2006" xmlns:aink="http://schemas.microsoft.com/office/drawing/2016/ink" xmlns:am3d="http://schemas.microsoft.com/office/drawing/2017/model3d" xmlns:o="urn:schemas-microsoft-com:office:office" xmlns:oel="http://schemas.microsoft.com/office/2019/extlst" xmlns:r="http://schemas.openxmlformats.org/officeDocument/2006/relationships" xmlns:m="http://schemas.openxmlformats.org/officeDocument/2006/math" xmlns:v="urn:schemas-microsoft-com:vml" xmlns:wp14="http://schemas.microsoft.com/office/word/2010/wordprocessingDrawing" xmlns:wp="http://schemas.openxmlformats.org/drawingml/2006/wordprocessingDrawing" xmlns:w10="urn:schemas-microsoft-com:office:word" xmlns:w="http://schemas.openxmlformats.org/wordprocessingml/2006/main" xmlns:w14="http://schemas.microsoft.com/office/word/2010/wordml" xmlns:w15="http://schemas.microsoft.com/office/word/2012/wordml" xmlns:w16cex="http://schemas.microsoft.com/office/word/2018/wordml/cex" xmlns:w16cid="http://schemas.microsoft.com/office/word/2016/wordml/cid" xmlns:w16="http://schemas.microsoft.com/office/word/2018/wordml" xmlns:w16du="http://schemas.microsoft.com/office/word/2023/wordml/word16du" xmlns:w16sdtdh="http://schemas.microsoft.com/office/word/2020/wordml/sdtdatahash" xmlns:w16sdtfl="http://schemas.microsoft.com/office/word/2024/wordml/sdtformatlock" xmlns:w16se="http://schemas.microsoft.com/office/word/2015/wordml/symex" xmlns:wpg="http://schemas.microsoft.com/office/word/2010/wordprocessingGroup" xmlns:wpi="http://schemas.microsoft.com/office/word/2010/wordprocessingInk" xmlns:wne="http://schemas.microsoft.com/office/word/2006/wordml" xmlns:wps="http://schemas.microsoft.com/office/word/2010/wordprocessingShape" mc:Ignorable="w14 w15 w16se w16cid w16 w16cex w16sdtdh w16sdtfl w16du wp14">
+<w:document xmlns:wpc="http://schemas.microsoft.com/office/word/2010/wordprocessingCanvas" xmlns:cx="http://schemas.microsoft.com/office/drawing/2014/chartex" xmlns:mc="http://schemas.openxmlformats.org/markup-compatibility/2006" xmlns:o="urn:schemas-microsoft-com:office:office" xmlns:r="http://schemas.openxmlformats.org/officeDocument/2006/relationships" xmlns:m="http://schemas.openxmlformats.org/officeDocument/2006/math" xmlns:v="urn:schemas-microsoft-com:vml" xmlns:wp14="http://schemas.microsoft.com/office/word/2010/wordprocessingDrawing" xmlns:wp="http://schemas.openxmlformats.org/drawingml/2006/wordprocessingDrawing" xmlns:w10="urn:schemas-microsoft-com:office:word" xmlns:w="http://schemas.openxmlformats.org/wordprocessingml/2006/main" xmlns:w14="http://schemas.microsoft.com/office/word/2010/wordml" xmlns:w15="http://schemas.microsoft.com/office/word/2012/wordml" xmlns:w16se="http://schemas.microsoft.com/office/word/2015/wordml/symex" xmlns:wpg="http://schemas.microsoft.com/office/word/2010/wordprocessingGroup" xmlns:wpi="http://schemas.microsoft.com/office/word/2010/wordprocessingInk" xmlns:wne="http://schemas.microsoft.com/office/word/2006/wordml" xmlns:wps="http://schemas.microsoft.com/office/word/2010/wordprocessingShape" mc:Ignorable="w14 w15 w16se wp14">
   <w:body>
     <w:p>
       <w:pPr>
         <w:jc w:val="both"/>
         <w:rPr>
           <w:rFonts w:ascii="Times New Roman" w:hAnsi="Times New Roman" w:cs="Times New Roman"/>
-          <w:sz w:val="24"/>
-          <w:szCs w:val="24"/>
+          <w:b/>
+          <w:sz w:val="32"/>
+          <w:szCs w:val="32"/>
           <w:lang w:val="ru-RU"/>
         </w:rPr>
       </w:pPr>
       <w:r>
         <w:rPr>
           <w:rFonts w:ascii="Times New Roman" w:hAnsi="Times New Roman" w:cs="Times New Roman"/>
+          <w:b/>
           <w:noProof/>
-          <w:sz w:val="24"/>
-          <w:szCs w:val="24"/>
+          <w:sz w:val="32"/>
+          <w:szCs w:val="32"/>
           <w:lang w:val="ru-RU"/>
         </w:rPr>
         <w:drawing>
@@ -79,9 +81,10 @@
       <w:r>
         <w:rPr>
           <w:rFonts w:ascii="Times New Roman" w:hAnsi="Times New Roman" w:cs="Times New Roman"/>
+          <w:b/>
           <w:noProof/>
-          <w:sz w:val="24"/>
-          <w:szCs w:val="24"/>
+          <w:sz w:val="32"/>
+          <w:szCs w:val="32"/>
           <w:lang w:val="ru-RU"/>
         </w:rPr>
         <w:drawing>
@@ -143,8 +146,9 @@
       <w:r>
         <w:rPr>
           <w:rFonts w:ascii="Times New Roman" w:hAnsi="Times New Roman" w:cs="Times New Roman"/>
-          <w:sz w:val="24"/>
-          <w:szCs w:val="24"/>
+          <w:b/>
+          <w:sz w:val="32"/>
+          <w:szCs w:val="32"/>
           <w:lang w:val="ru-RU"/>
         </w:rPr>
         <w:t>Калибровка датчиков</w:t>
@@ -174,117 +178,134 @@
           <w:rFonts w:ascii="Times New Roman" w:hAnsi="Times New Roman" w:cs="Times New Roman"/>
           <w:sz w:val="24"/>
           <w:szCs w:val="24"/>
+          <w:lang w:val="ru-RU"/>
+        </w:rPr>
+        <w:t xml:space="preserve"> </w:t>
+      </w:r>
+      <w:r>
+        <w:rPr>
+          <w:rFonts w:ascii="Times New Roman" w:hAnsi="Times New Roman" w:cs="Times New Roman"/>
+          <w:sz w:val="24"/>
+          <w:szCs w:val="24"/>
+          <w:lang w:val="ru-RU"/>
+        </w:rPr>
+        <w:t>откалиброван</w:t>
+      </w:r>
+      <w:r>
+        <w:rPr>
+          <w:rFonts w:ascii="Times New Roman" w:hAnsi="Times New Roman" w:cs="Times New Roman"/>
+          <w:sz w:val="24"/>
+          <w:szCs w:val="24"/>
+          <w:lang w:val="ru-RU"/>
+        </w:rPr>
+        <w:t xml:space="preserve"> </w:t>
+      </w:r>
+      <w:r>
+        <w:rPr>
+          <w:rFonts w:ascii="Times New Roman" w:hAnsi="Times New Roman" w:cs="Times New Roman"/>
+          <w:sz w:val="24"/>
+          <w:szCs w:val="24"/>
+          <w:lang w:val="ru-RU"/>
+        </w:rPr>
+        <w:t>датчик</w:t>
+      </w:r>
+      <w:r>
+        <w:rPr>
+          <w:rFonts w:ascii="Times New Roman" w:hAnsi="Times New Roman" w:cs="Times New Roman"/>
+          <w:sz w:val="24"/>
+          <w:szCs w:val="24"/>
+          <w:lang w:val="ru-RU"/>
+        </w:rPr>
+        <w:t xml:space="preserve"> </w:t>
+      </w:r>
+      <w:r>
+        <w:rPr>
+          <w:rFonts w:ascii="Times New Roman" w:hAnsi="Times New Roman" w:cs="Times New Roman"/>
+          <w:i/>
+          <w:sz w:val="24"/>
+          <w:szCs w:val="24"/>
           <w:lang w:val="en-US"/>
         </w:rPr>
+        <w:t>Water</w:t>
+      </w:r>
+      <w:r>
+        <w:rPr>
+          <w:rFonts w:ascii="Times New Roman" w:hAnsi="Times New Roman" w:cs="Times New Roman"/>
+          <w:i/>
+          <w:sz w:val="24"/>
+          <w:szCs w:val="24"/>
+          <w:lang w:val="ru-RU"/>
+        </w:rPr>
         <w:t xml:space="preserve"> </w:t>
       </w:r>
       <w:r>
         <w:rPr>
           <w:rFonts w:ascii="Times New Roman" w:hAnsi="Times New Roman" w:cs="Times New Roman"/>
-          <w:sz w:val="24"/>
-          <w:szCs w:val="24"/>
-          <w:lang w:val="ru-RU"/>
-        </w:rPr>
-        <w:t>откалиброван</w:t>
-      </w:r>
-      <w:r>
-        <w:rPr>
-          <w:rFonts w:ascii="Times New Roman" w:hAnsi="Times New Roman" w:cs="Times New Roman"/>
+          <w:i/>
           <w:sz w:val="24"/>
           <w:szCs w:val="24"/>
           <w:lang w:val="en-US"/>
         </w:rPr>
+        <w:t>quality</w:t>
+      </w:r>
+      <w:r>
+        <w:rPr>
+          <w:rFonts w:ascii="Times New Roman" w:hAnsi="Times New Roman" w:cs="Times New Roman"/>
+          <w:i/>
+          <w:sz w:val="24"/>
+          <w:szCs w:val="24"/>
+          <w:lang w:val="ru-RU"/>
+        </w:rPr>
         <w:t xml:space="preserve"> </w:t>
       </w:r>
       <w:r>
         <w:rPr>
           <w:rFonts w:ascii="Times New Roman" w:hAnsi="Times New Roman" w:cs="Times New Roman"/>
-          <w:sz w:val="24"/>
-          <w:szCs w:val="24"/>
-          <w:lang w:val="ru-RU"/>
-        </w:rPr>
-        <w:t>датчик</w:t>
-      </w:r>
-      <w:r>
-        <w:rPr>
-          <w:rFonts w:ascii="Times New Roman" w:hAnsi="Times New Roman" w:cs="Times New Roman"/>
+          <w:i/>
           <w:sz w:val="24"/>
           <w:szCs w:val="24"/>
           <w:lang w:val="en-US"/>
         </w:rPr>
+        <w:t>tester</w:t>
+      </w:r>
+      <w:r>
+        <w:rPr>
+          <w:rFonts w:ascii="Times New Roman" w:hAnsi="Times New Roman" w:cs="Times New Roman"/>
+          <w:i/>
+          <w:sz w:val="24"/>
+          <w:szCs w:val="24"/>
+          <w:lang w:val="ru-RU"/>
+        </w:rPr>
         <w:t xml:space="preserve"> </w:t>
       </w:r>
       <w:r>
         <w:rPr>
           <w:rFonts w:ascii="Times New Roman" w:hAnsi="Times New Roman" w:cs="Times New Roman"/>
+          <w:i/>
           <w:sz w:val="24"/>
           <w:szCs w:val="24"/>
           <w:lang w:val="en-US"/>
         </w:rPr>
-        <w:t>Water</w:t>
-      </w:r>
-      <w:r>
-        <w:rPr>
-          <w:rFonts w:ascii="Times New Roman" w:hAnsi="Times New Roman" w:cs="Times New Roman"/>
-          <w:sz w:val="24"/>
-          <w:szCs w:val="24"/>
-          <w:lang w:val="en-US"/>
-        </w:rPr>
-        <w:t xml:space="preserve"> </w:t>
-      </w:r>
-      <w:r>
-        <w:rPr>
-          <w:rFonts w:ascii="Times New Roman" w:hAnsi="Times New Roman" w:cs="Times New Roman"/>
-          <w:sz w:val="24"/>
-          <w:szCs w:val="24"/>
-          <w:lang w:val="en-US"/>
-        </w:rPr>
-        <w:t>quality</w:t>
-      </w:r>
-      <w:r>
-        <w:rPr>
-          <w:rFonts w:ascii="Times New Roman" w:hAnsi="Times New Roman" w:cs="Times New Roman"/>
-          <w:sz w:val="24"/>
-          <w:szCs w:val="24"/>
-          <w:lang w:val="en-US"/>
-        </w:rPr>
-        <w:t xml:space="preserve"> </w:t>
-      </w:r>
-      <w:r>
-        <w:rPr>
-          <w:rFonts w:ascii="Times New Roman" w:hAnsi="Times New Roman" w:cs="Times New Roman"/>
-          <w:sz w:val="24"/>
-          <w:szCs w:val="24"/>
-          <w:lang w:val="en-US"/>
-        </w:rPr>
-        <w:t>tester</w:t>
-      </w:r>
-      <w:r>
-        <w:rPr>
-          <w:rFonts w:ascii="Times New Roman" w:hAnsi="Times New Roman" w:cs="Times New Roman"/>
-          <w:sz w:val="24"/>
-          <w:szCs w:val="24"/>
-          <w:lang w:val="en-US"/>
-        </w:rPr>
-        <w:t xml:space="preserve"> </w:t>
-      </w:r>
-      <w:r>
-        <w:rPr>
-          <w:rFonts w:ascii="Times New Roman" w:hAnsi="Times New Roman" w:cs="Times New Roman"/>
-          <w:sz w:val="24"/>
-          <w:szCs w:val="24"/>
-          <w:lang w:val="en-US"/>
-        </w:rPr>
         <w:t>EZ</w:t>
       </w:r>
       <w:r>
         <w:rPr>
           <w:rFonts w:ascii="Times New Roman" w:hAnsi="Times New Roman" w:cs="Times New Roman"/>
-          <w:sz w:val="24"/>
-          <w:szCs w:val="24"/>
-          <w:lang w:val="en-US"/>
-        </w:rPr>
-        <w:t xml:space="preserve">-9908/686. </w:t>
+          <w:i/>
+          <w:sz w:val="24"/>
+          <w:szCs w:val="24"/>
+          <w:lang w:val="ru-RU"/>
+        </w:rPr>
+        <w:t>-9908/686</w:t>
+      </w:r>
+      <w:r>
+        <w:rPr>
+          <w:rFonts w:ascii="Times New Roman" w:hAnsi="Times New Roman" w:cs="Times New Roman"/>
+          <w:sz w:val="24"/>
+          <w:szCs w:val="24"/>
+          <w:lang w:val="ru-RU"/>
+        </w:rPr>
+        <w:t xml:space="preserve">. </w:t>
       </w:r>
       <w:r>
         <w:rPr>
@@ -479,6 +500,275 @@
         </w:rPr>
         <w:t>, мы определили, что датчик откалиброван и готов к работе.</w:t>
       </w:r>
+    </w:p>
+    <w:p>
+      <w:pPr>
+        <w:jc w:val="both"/>
+        <w:rPr>
+          <w:rFonts w:ascii="Times New Roman" w:hAnsi="Times New Roman" w:cs="Times New Roman"/>
+          <w:sz w:val="24"/>
+          <w:szCs w:val="24"/>
+          <w:lang w:val="ru-RU"/>
+        </w:rPr>
+      </w:pPr>
+    </w:p>
+    <w:p>
+      <w:pPr>
+        <w:jc w:val="both"/>
+        <w:rPr>
+          <w:rFonts w:ascii="Times New Roman" w:hAnsi="Times New Roman" w:cs="Times New Roman"/>
+          <w:sz w:val="24"/>
+          <w:szCs w:val="24"/>
+          <w:lang w:val="ru-RU"/>
+        </w:rPr>
+      </w:pPr>
+      <w:r>
+        <w:rPr>
+          <w:rFonts w:ascii="Times New Roman" w:hAnsi="Times New Roman" w:cs="Times New Roman"/>
+          <w:sz w:val="24"/>
+          <w:szCs w:val="24"/>
+          <w:lang w:val="ru-RU"/>
+        </w:rPr>
+        <w:t>Калибровка</w:t>
+      </w:r>
+      <w:r>
+        <w:rPr>
+          <w:rFonts w:ascii="Times New Roman" w:hAnsi="Times New Roman" w:cs="Times New Roman"/>
+          <w:sz w:val="24"/>
+          <w:szCs w:val="24"/>
+          <w:lang w:val="en-US"/>
+        </w:rPr>
+        <w:t xml:space="preserve"> </w:t>
+      </w:r>
+      <w:r>
+        <w:rPr>
+          <w:rFonts w:ascii="Times New Roman" w:hAnsi="Times New Roman" w:cs="Times New Roman"/>
+          <w:sz w:val="24"/>
+          <w:szCs w:val="24"/>
+          <w:lang w:val="ru-RU"/>
+        </w:rPr>
+        <w:t>датчика</w:t>
+      </w:r>
+      <w:r>
+        <w:rPr>
+          <w:rFonts w:ascii="Times New Roman" w:hAnsi="Times New Roman" w:cs="Times New Roman"/>
+          <w:sz w:val="24"/>
+          <w:szCs w:val="24"/>
+          <w:lang w:val="en-US"/>
+        </w:rPr>
+        <w:t xml:space="preserve"> </w:t>
+      </w:r>
+      <w:proofErr w:type="spellStart"/>
+      <w:r>
+        <w:rPr>
+          <w:rFonts w:ascii="Times New Roman" w:hAnsi="Times New Roman" w:cs="Times New Roman"/>
+          <w:i/>
+          <w:sz w:val="24"/>
+          <w:szCs w:val="24"/>
+          <w:lang w:val="en-US"/>
+        </w:rPr>
+        <w:t>Funduino</w:t>
+      </w:r>
+      <w:proofErr w:type="spellEnd"/>
+      <w:r>
+        <w:rPr>
+          <w:rFonts w:ascii="Times New Roman" w:hAnsi="Times New Roman" w:cs="Times New Roman"/>
+          <w:i/>
+          <w:sz w:val="24"/>
+          <w:szCs w:val="24"/>
+          <w:lang w:val="en-US"/>
+        </w:rPr>
+        <w:t xml:space="preserve"> - Water Level Sensor. </w:t>
+      </w:r>
+      <w:r>
+        <w:rPr>
+          <w:rFonts w:ascii="Times New Roman" w:hAnsi="Times New Roman" w:cs="Times New Roman"/>
+          <w:sz w:val="24"/>
+          <w:szCs w:val="24"/>
+          <w:lang w:val="ru-RU"/>
+        </w:rPr>
+        <w:t xml:space="preserve">Для этого мы воспользовались </w:t>
+      </w:r>
+      <w:r>
+        <w:rPr>
+          <w:rFonts w:ascii="Times New Roman" w:hAnsi="Times New Roman" w:cs="Times New Roman"/>
+          <w:sz w:val="24"/>
+          <w:szCs w:val="24"/>
+          <w:lang w:val="ru-RU"/>
+        </w:rPr>
+        <w:t>линейной интерполяцией</w:t>
+      </w:r>
+      <w:r>
+        <w:rPr>
+          <w:rFonts w:ascii="Times New Roman" w:hAnsi="Times New Roman" w:cs="Times New Roman"/>
+          <w:sz w:val="24"/>
+          <w:szCs w:val="24"/>
+          <w:lang w:val="ru-RU"/>
+        </w:rPr>
+        <w:t xml:space="preserve">. </w:t>
+      </w:r>
+      <w:r>
+        <w:rPr>
+          <w:rFonts w:ascii="Times New Roman" w:hAnsi="Times New Roman" w:cs="Times New Roman"/>
+          <w:sz w:val="24"/>
+          <w:szCs w:val="24"/>
+          <w:lang w:val="ru-RU"/>
+        </w:rPr>
+        <w:t>Для начала мы измерили показатели датчика в полностью сухом состоянии RAW_DRY = 512</w:t>
+      </w:r>
+      <w:r>
+        <w:rPr>
+          <w:rFonts w:ascii="Times New Roman" w:hAnsi="Times New Roman" w:cs="Times New Roman"/>
+          <w:sz w:val="24"/>
+          <w:szCs w:val="24"/>
+          <w:lang w:val="ru-RU"/>
+        </w:rPr>
+        <w:t>. Затем датчик был полностью погружен в воду</w:t>
+      </w:r>
+      <w:r>
+        <w:rPr>
+          <w:rFonts w:ascii="Times New Roman" w:hAnsi="Times New Roman" w:cs="Times New Roman"/>
+          <w:sz w:val="24"/>
+          <w:szCs w:val="24"/>
+          <w:lang w:val="ru-RU"/>
+        </w:rPr>
+        <w:t xml:space="preserve">, где АЦП </w:t>
+      </w:r>
+      <w:r>
+        <w:rPr>
+          <w:rFonts w:ascii="Times New Roman" w:hAnsi="Times New Roman" w:cs="Times New Roman"/>
+          <w:sz w:val="24"/>
+          <w:szCs w:val="24"/>
+          <w:lang w:val="ru-RU"/>
+        </w:rPr>
+        <w:t xml:space="preserve">получил значение </w:t>
+      </w:r>
+      <w:r>
+        <w:rPr>
+          <w:rFonts w:ascii="Times New Roman" w:hAnsi="Times New Roman" w:cs="Times New Roman"/>
+          <w:sz w:val="24"/>
+          <w:szCs w:val="24"/>
+          <w:lang w:val="ru-RU"/>
+        </w:rPr>
+        <w:t xml:space="preserve">RAW_WET = 17100. </w:t>
+      </w:r>
+      <w:r>
+        <w:rPr>
+          <w:rFonts w:ascii="Times New Roman" w:hAnsi="Times New Roman" w:cs="Times New Roman"/>
+          <w:sz w:val="24"/>
+          <w:szCs w:val="24"/>
+          <w:lang w:val="ru-RU"/>
+        </w:rPr>
+        <w:t xml:space="preserve">Рабочий диапазон датчика имеет 4 см. </w:t>
+      </w:r>
+      <w:r>
+        <w:rPr>
+          <w:rFonts w:ascii="Times New Roman" w:hAnsi="Times New Roman" w:cs="Times New Roman"/>
+          <w:sz w:val="24"/>
+          <w:szCs w:val="24"/>
+          <w:lang w:val="ru-RU"/>
+        </w:rPr>
+        <w:t>Из разницы этих показателей был вычислен чист</w:t>
+      </w:r>
+      <w:r>
+        <w:rPr>
+          <w:rFonts w:ascii="Times New Roman" w:hAnsi="Times New Roman" w:cs="Times New Roman"/>
+          <w:sz w:val="24"/>
+          <w:szCs w:val="24"/>
+          <w:lang w:val="ru-RU"/>
+        </w:rPr>
+        <w:t xml:space="preserve">ый рабочий диапазон устройства </w:t>
+      </w:r>
+      <w:r>
+        <w:rPr>
+          <w:rFonts w:ascii="Times New Roman" w:hAnsi="Times New Roman" w:cs="Times New Roman"/>
+          <w:sz w:val="24"/>
+          <w:szCs w:val="24"/>
+          <w:lang w:val="ru-RU"/>
+        </w:rPr>
+        <w:t>RANGE_VAL = 16588 единиц.</w:t>
+      </w:r>
+    </w:p>
+    <w:p>
+      <w:pPr>
+        <w:jc w:val="both"/>
+        <w:rPr>
+          <w:rFonts w:ascii="Times New Roman" w:hAnsi="Times New Roman" w:cs="Times New Roman"/>
+          <w:sz w:val="24"/>
+          <w:szCs w:val="24"/>
+          <w:lang w:val="ru-RU"/>
+        </w:rPr>
+      </w:pPr>
+      <m:oMathPara>
+        <m:oMath>
+          <m:r>
+            <w:rPr>
+              <w:rFonts w:ascii="Cambria Math" w:hAnsi="Cambria Math" w:cs="Times New Roman"/>
+              <w:sz w:val="24"/>
+              <w:szCs w:val="24"/>
+              <w:lang w:val="ru-RU"/>
+            </w:rPr>
+            <m:t>Значение в см=</m:t>
+          </m:r>
+          <m:f>
+            <m:fPr>
+              <m:ctrlPr>
+                <w:rPr>
+                  <w:rFonts w:ascii="Cambria Math" w:hAnsi="Cambria Math" w:cs="Times New Roman"/>
+                  <w:i/>
+                  <w:sz w:val="24"/>
+                  <w:szCs w:val="24"/>
+                  <w:lang w:val="ru-RU"/>
+                </w:rPr>
+              </m:ctrlPr>
+            </m:fPr>
+            <m:num>
+              <m:r>
+                <w:rPr>
+                  <w:rFonts w:ascii="Cambria Math" w:hAnsi="Cambria Math" w:cs="Times New Roman"/>
+                  <w:sz w:val="24"/>
+                  <w:szCs w:val="24"/>
+                  <w:lang w:val="ru-RU"/>
+                </w:rPr>
+                <m:t>Значение АЦП</m:t>
+              </m:r>
+            </m:num>
+            <m:den>
+              <m:r>
+                <w:rPr>
+                  <w:rFonts w:ascii="Cambria Math" w:hAnsi="Cambria Math" w:cs="Times New Roman"/>
+                  <w:sz w:val="24"/>
+                  <w:szCs w:val="24"/>
+                  <w:lang w:val="ru-RU"/>
+                </w:rPr>
+                <m:t>16588</m:t>
+              </m:r>
+            </m:den>
+          </m:f>
+          <m:r>
+            <w:rPr>
+              <w:rFonts w:ascii="Cambria Math" w:hAnsi="Cambria Math" w:cs="Times New Roman"/>
+              <w:sz w:val="24"/>
+              <w:szCs w:val="24"/>
+              <w:lang w:val="ru-RU"/>
+            </w:rPr>
+            <m:t>×4 см</m:t>
+          </m:r>
+        </m:oMath>
+      </m:oMathPara>
+    </w:p>
+    <w:p>
+      <w:pPr>
+        <w:jc w:val="both"/>
+        <w:rPr>
+          <w:rFonts w:ascii="Times New Roman" w:hAnsi="Times New Roman" w:cs="Times New Roman"/>
+          <w:sz w:val="24"/>
+          <w:szCs w:val="24"/>
+          <w:lang w:val="en-US"/>
+        </w:rPr>
+      </w:pPr>
+      <w:bookmarkStart w:id="0" w:name="_GoBack"/>
+      <w:bookmarkEnd w:id="0"/>
     </w:p>
     <w:sectPr>
       <w:pgSz w:w="11909" w:h="16834"/>
@@ -491,7 +781,7 @@
 </file>
 
 <file path=word/styles.xml><?xml version="1.0" encoding="utf-8"?>
-<w:styles xmlns:mc="http://schemas.openxmlformats.org/markup-compatibility/2006" xmlns:r="http://schemas.openxmlformats.org/officeDocument/2006/relationships" xmlns:w="http://schemas.openxmlformats.org/wordprocessingml/2006/main" xmlns:w14="http://schemas.microsoft.com/office/word/2010/wordml" xmlns:w15="http://schemas.microsoft.com/office/word/2012/wordml" xmlns:w16cex="http://schemas.microsoft.com/office/word/2018/wordml/cex" xmlns:w16cid="http://schemas.microsoft.com/office/word/2016/wordml/cid" xmlns:w16="http://schemas.microsoft.com/office/word/2018/wordml" xmlns:w16du="http://schemas.microsoft.com/office/word/2023/wordml/word16du" xmlns:w16sdtdh="http://schemas.microsoft.com/office/word/2020/wordml/sdtdatahash" xmlns:w16sdtfl="http://schemas.microsoft.com/office/word/2024/wordml/sdtformatlock" xmlns:w16se="http://schemas.microsoft.com/office/word/2015/wordml/symex" mc:Ignorable="w14 w15 w16se w16cid w16 w16cex w16sdtdh w16sdtfl w16du">
+<w:styles xmlns:mc="http://schemas.openxmlformats.org/markup-compatibility/2006" xmlns:r="http://schemas.openxmlformats.org/officeDocument/2006/relationships" xmlns:w="http://schemas.openxmlformats.org/wordprocessingml/2006/main" xmlns:w14="http://schemas.microsoft.com/office/word/2010/wordml" xmlns:w15="http://schemas.microsoft.com/office/word/2012/wordml" xmlns:w16se="http://schemas.microsoft.com/office/word/2015/wordml/symex" mc:Ignorable="w14 w15 w16se">
   <w:docDefaults>
     <w:rPrDefault>
       <w:rPr>
@@ -507,7 +797,7 @@
       </w:pPr>
     </w:pPrDefault>
   </w:docDefaults>
-  <w:latentStyles w:defLockedState="0" w:defUIPriority="99" w:defSemiHidden="0" w:defUnhideWhenUsed="0" w:defQFormat="0" w:count="376">
+  <w:latentStyles w:defLockedState="0" w:defUIPriority="99" w:defSemiHidden="0" w:defUnhideWhenUsed="0" w:defQFormat="0" w:count="371">
     <w:lsdException w:name="Normal" w:uiPriority="0" w:qFormat="1"/>
     <w:lsdException w:name="heading 1" w:uiPriority="9" w:qFormat="1"/>
     <w:lsdException w:name="heading 2" w:semiHidden="1" w:uiPriority="9" w:unhideWhenUsed="1" w:qFormat="1"/>
@@ -879,11 +1169,6 @@
     <w:lsdException w:name="List Table 5 Dark Accent 6" w:uiPriority="50"/>
     <w:lsdException w:name="List Table 6 Colorful Accent 6" w:uiPriority="51"/>
     <w:lsdException w:name="List Table 7 Colorful Accent 6" w:uiPriority="52"/>
-    <w:lsdException w:name="Mention" w:semiHidden="1" w:unhideWhenUsed="1"/>
-    <w:lsdException w:name="Smart Hyperlink" w:semiHidden="1" w:unhideWhenUsed="1"/>
-    <w:lsdException w:name="Hashtag" w:semiHidden="1" w:unhideWhenUsed="1"/>
-    <w:lsdException w:name="Unresolved Mention" w:semiHidden="1" w:unhideWhenUsed="1"/>
-    <w:lsdException w:name="Smart Link" w:semiHidden="1" w:unhideWhenUsed="1"/>
   </w:latentStyles>
   <w:style w:type="paragraph" w:default="1" w:styleId="a">
     <w:name w:val="Normal"/>
@@ -1072,6 +1357,16 @@
       <w:color w:val="666666"/>
       <w:sz w:val="30"/>
       <w:szCs w:val="30"/>
+    </w:rPr>
+  </w:style>
+  <w:style w:type="character" w:styleId="a5">
+    <w:name w:val="Placeholder Text"/>
+    <w:basedOn w:val="a0"/>
+    <w:uiPriority w:val="99"/>
+    <w:semiHidden/>
+    <w:rsid w:val="00B80A93"/>
+    <w:rPr>
+      <w:color w:val="808080"/>
     </w:rPr>
   </w:style>
 </w:styles>
